--- a/apps/web/templates/XANSHA/HOTEL/Lease Agreement.docx
+++ b/apps/web/templates/XANSHA/HOTEL/Lease Agreement.docx
@@ -1036,14 +1036,14 @@
           <w:b w:val="0"/>
           <w:lang w:val="en-US"/>
         </w:rPr>
-        <w:t xml:space="preserve">{total</w:t>
+        <w:t xml:space="preserve">{totalCost</w:t>
       </w:r>
       <w:r>
         <w:rPr>
           <w:b w:val="0"/>
           <w:lang w:val="en-US"/>
         </w:rPr>
-        <w:t xml:space="preserve">Price}</w:t>
+        <w:t xml:space="preserve">}</w:t>
       </w:r>
       <w:r>
         <w:rPr>
@@ -1069,7 +1069,7 @@
           <w:b w:val="0"/>
           <w:lang w:val="en-US"/>
         </w:rPr>
-        <w:t xml:space="preserve">totalPriceRu</w:t>
+        <w:t xml:space="preserve">totalCostRu</w:t>
       </w:r>
       <w:r>
         <w:rPr>

--- a/apps/web/templates/XANSHA/HOTEL/Lease Agreement.docx
+++ b/apps/web/templates/XANSHA/HOTEL/Lease Agreement.docx
@@ -335,7 +335,6 @@
       </w:r>
       <w:r>
         <w:t xml:space="preserve">    </w:t>
-        <w:tab/>
       </w:r>
       <w:r>
         <w:rPr>
@@ -520,7 +519,7 @@
           <w:szCs w:val="24"/>
           <w:lang w:val="en-US"/>
         </w:rPr>
-        <w:t xml:space="preserve">organization</w:t>
+        <w:t xml:space="preserve">customer.organization</w:t>
       </w:r>
       <w:r>
         <w:rPr>
@@ -890,7 +889,7 @@
           <w:b w:val="0"/>
           <w:lang w:val="en-US"/>
         </w:rPr>
-        <w:t xml:space="preserve">organization</w:t>
+        <w:t xml:space="preserve">customer.organization</w:t>
       </w:r>
       <w:r>
         <w:rPr>
@@ -2262,7 +2261,7 @@
                 <w:szCs w:val="20"/>
                 <w:lang w:val="en-US"/>
               </w:rPr>
-              <w:t xml:space="preserve">{</w:t>
+              <w:t xml:space="preserve">{customer.</w:t>
             </w:r>
             <w:r>
               <w:rPr>
@@ -2334,7 +2333,7 @@
                 <w:szCs w:val="20"/>
                 <w:lang w:val="en-US"/>
               </w:rPr>
-              <w:t xml:space="preserve">{</w:t>
+              <w:t xml:space="preserve">{customer.</w:t>
             </w:r>
             <w:r>
               <w:rPr>
@@ -2374,7 +2373,7 @@
                 <w:szCs w:val="20"/>
                 <w:lang w:val="en-US"/>
               </w:rPr>
-              <w:t xml:space="preserve">{</w:t>
+              <w:t xml:space="preserve">{customer.</w:t>
             </w:r>
             <w:r>
               <w:rPr>
@@ -2414,7 +2413,7 @@
                 <w:szCs w:val="20"/>
                 <w:lang w:val="en-US"/>
               </w:rPr>
-              <w:t xml:space="preserve">{</w:t>
+              <w:t xml:space="preserve">{customer.</w:t>
             </w:r>
             <w:r>
               <w:rPr>

--- a/apps/web/templates/XANSHA/HOTEL/Lease Agreement.docx
+++ b/apps/web/templates/XANSHA/HOTEL/Lease Agreement.docx
@@ -929,7 +929,16 @@
         <w:t xml:space="preserve">тенге) </w:t>
       </w:r>
       <w:r>
-        <w:t xml:space="preserve">тенге 00 тиын</w:t>
+        <w:t xml:space="preserve">тенге</w:t>
+      </w:r>
+      <w:r>
+        <w:rPr>
+          <w:lang w:val="en-US"/>
+        </w:rPr>
+        <w:t xml:space="preserve">{costPerDayCents}</w:t>
+      </w:r>
+      <w:r>
+        <w:t xml:space="preserve"> тиын</w:t>
       </w:r>
       <w:r>
         <w:t xml:space="preserve"> </w:t>
@@ -1010,7 +1019,9 @@
         </w:tabs>
         <w:spacing w:after="0" w:before="0" w:line="240" w:lineRule="exact"/>
         <w:ind/>
-        <w:rPr/>
+        <w:rPr>
+          <w:color w:val="auto"/>
+        </w:rPr>
       </w:pPr>
       <w:r>
         <w:t xml:space="preserve">2.1 В период проживание в гостинице «Арендатор»</w:t>
@@ -1089,9 +1100,34 @@
         <w:rPr>
           <w:color w:val="auto"/>
         </w:rPr>
-        <w:t xml:space="preserve">) тенге 00 тиын</w:t>
+        <w:t xml:space="preserve">) тенге</w:t>
       </w:r>
       <w:r/>
+      <w:r>
+        <w:rPr>
+          <w:color w:val="auto"/>
+        </w:rPr>
+      </w:r>
+      <w:r>
+        <w:rPr>
+          <w:color w:val="auto"/>
+          <w:lang w:val="en-US"/>
+        </w:rPr>
+        <w:t xml:space="preserve">{totalCostCents}</w:t>
+      </w:r>
+      <w:r>
+        <w:rPr>
+          <w:color w:val="auto"/>
+        </w:rPr>
+        <w:t xml:space="preserve"> тиын</w:t>
+      </w:r>
+      <w:r/>
+      <w:r/>
+      <w:r>
+        <w:rPr>
+          <w:color w:val="auto"/>
+        </w:rPr>
+      </w:r>
     </w:p>
     <w:p>
       <w:pPr>
